--- a/backend/data/attachments/trust_meeting_13.docx
+++ b/backend/data/attachments/trust_meeting_13.docx
@@ -21,7 +21,7 @@
       <w:r>
         <w:t>信托计划名称：华信·城市发展3号集合资金信托计划</w:t>
         <w:br/>
-        <w:t>编制日期：2024-08-27</w:t>
+        <w:t>编制日期：2024-02-11</w:t>
         <w:br/>
         <w:t>编制部门：信托业务部</w:t>
       </w:r>
@@ -43,13 +43,13 @@
     </w:p>
     <w:p>
       <w:r>
-        <w:t>截至报告期末，信托财产总规模为39676万元，其中：</w:t>
+        <w:t>截至报告期末，信托财产总规模为17178万元，其中：</w:t>
         <w:br/>
-        <w:t>- 贷款类资产：11238万元</w:t>
+        <w:t>- 贷款类资产：13366万元</w:t>
         <w:br/>
-        <w:t>- 现金及银行存款：2766万元</w:t>
+        <w:t>- 现金及银行存款：1568万元</w:t>
         <w:br/>
-        <w:t>- 应收利息：111万元</w:t>
+        <w:t>- 应收利息：309万元</w:t>
       </w:r>
     </w:p>
     <w:p>
